--- a/docs/LockNote_Premium_Plans_Proposal.docx
+++ b/docs/LockNote_Premium_Plans_Proposal.docx
@@ -29,7 +29,7 @@
         <w:spacing w:before="0" w:after="200" w:line="276" w:lineRule="auto"/>
       </w:pPr>
       <w:r>
-        <w:t>This proposal keeps LockNote useful as a complete offline notes app, then creates two clear upgrade reasons. Premium 1 is for account sync and collaboration. Premium 2 includes everything in Premium 1 and adds media-rich note features.</w:t>
+        <w:t>This proposal keeps LockNote useful as a complete offline notes app, then creates two clear upgrade reasons. LockNote Plus is for account sync and collaboration. LockNote Pro includes everything in LockNote Plus and adds media-rich note features.</w:t>
       </w:r>
     </w:p>
     <w:p>
@@ -165,7 +165,7 @@
                 <w:color w:val="FFFFFF"/>
                 <w:sz w:val="19"/>
               </w:rPr>
-              <w:t>Premium 1</w:t>
+              <w:t>LockNote Plus</w:t>
             </w:r>
           </w:p>
         </w:tc>
@@ -202,7 +202,7 @@
                 <w:color w:val="FFFFFF"/>
                 <w:sz w:val="19"/>
               </w:rPr>
-              <w:t>Premium 2</w:t>
+              <w:t>LockNote Pro</w:t>
             </w:r>
           </w:p>
         </w:tc>
@@ -2722,7 +2722,7 @@
                 <w:color w:val="312E81"/>
                 <w:sz w:val="17"/>
               </w:rPr>
-              <w:t>PREMIUM 2 MEDIA FEATURES</w:t>
+              <w:t>LOCKNOTE PRO MEDIA FEATURES</w:t>
             </w:r>
           </w:p>
         </w:tc>
@@ -3221,7 +3221,7 @@
           <w:color w:val="17172B"/>
           <w:sz w:val="20"/>
         </w:rPr>
-        <w:t xml:space="preserve">Premium 1: </w:t>
+        <w:t xml:space="preserve">LockNote Plus: </w:t>
       </w:r>
       <w:r>
         <w:rPr>
@@ -3243,7 +3243,7 @@
           <w:color w:val="17172B"/>
           <w:sz w:val="20"/>
         </w:rPr>
-        <w:t xml:space="preserve">Premium 2: </w:t>
+        <w:t xml:space="preserve">LockNote Pro: </w:t>
       </w:r>
       <w:r>
         <w:rPr>
@@ -3268,10 +3268,12 @@
         <w:spacing w:before="0" w:after="0" w:line="276" w:lineRule="auto"/>
       </w:pPr>
       <w:r>
-        <w:t>The Free feature set is implemented. Most Premium 1 account, sync and sharing functions are implemented, but production backend deployment and live multi-device verification are still required. Features marked planned, including all Premium 2 media features, are not yet implemented. Pricing in this document is a proposal for review.</w:t>
+        <w:t>The Free feature set is implemented. Most LockNote Plus account, sync and sharing functions are implemented, but production backend deployment and live multi-device verification are still required. Features marked planned, including all LockNote Pro media features, are not yet implemented. Pricing in this document is a proposal for review.</w:t>
       </w:r>
     </w:p>
     <w:sectPr>
+      <w:headerReference w:type="default" r:id="rId9"/>
+      <w:footerReference w:type="default" r:id="rId10"/>
       <w:pgSz w:w="16838" w:h="11906" w:orient="landscape"/>
       <w:pgMar w:top="720" w:right="835" w:bottom="720" w:left="835" w:header="720" w:footer="720" w:gutter="0"/>
       <w:cols w:space="720"/>
@@ -3279,6 +3281,26 @@
     </w:sectPr>
   </w:body>
 </w:document>
+</file>
+
+<file path=word/footer1.xml><?xml version="1.0" encoding="utf-8"?>
+<w:ftr xmlns:m="http://schemas.openxmlformats.org/officeDocument/2006/math" xmlns:mc="http://schemas.openxmlformats.org/markup-compatibility/2006" xmlns:mo="http://schemas.microsoft.com/office/mac/office/2008/main" xmlns:mv="urn:schemas-microsoft-com:mac:vml" xmlns:o="urn:schemas-microsoft-com:office:office" xmlns:r="http://schemas.openxmlformats.org/officeDocument/2006/relationships" xmlns:v="urn:schemas-microsoft-com:vml" xmlns:w10="urn:schemas-microsoft-com:office:word" xmlns:w14="http://schemas.microsoft.com/office/word/2010/wordml" xmlns:w="http://schemas.openxmlformats.org/wordprocessingml/2006/main" xmlns:wne="http://schemas.microsoft.com/office/word/2006/wordml" xmlns:wp14="http://schemas.microsoft.com/office/word/2010/wordprocessingDrawing" xmlns:wp="http://schemas.openxmlformats.org/drawingml/2006/wordprocessingDrawing" xmlns:wpc="http://schemas.microsoft.com/office/word/2010/wordprocessingCanvas" xmlns:wpg="http://schemas.microsoft.com/office/word/2010/wordprocessingGroup" xmlns:wpi="http://schemas.microsoft.com/office/word/2010/wordprocessingInk" xmlns:wps="http://schemas.microsoft.com/office/word/2010/wordprocessingShape" mc:Ignorable="w14 wp14">
+  <w:p>
+    <w:pPr>
+      <w:pStyle w:val="Footer"/>
+    </w:pPr>
+  </w:p>
+</w:ftr>
+</file>
+
+<file path=word/header1.xml><?xml version="1.0" encoding="utf-8"?>
+<w:hdr xmlns:m="http://schemas.openxmlformats.org/officeDocument/2006/math" xmlns:mc="http://schemas.openxmlformats.org/markup-compatibility/2006" xmlns:mo="http://schemas.microsoft.com/office/mac/office/2008/main" xmlns:mv="urn:schemas-microsoft-com:mac:vml" xmlns:o="urn:schemas-microsoft-com:office:office" xmlns:r="http://schemas.openxmlformats.org/officeDocument/2006/relationships" xmlns:v="urn:schemas-microsoft-com:vml" xmlns:w10="urn:schemas-microsoft-com:office:word" xmlns:w14="http://schemas.microsoft.com/office/word/2010/wordml" xmlns:w="http://schemas.openxmlformats.org/wordprocessingml/2006/main" xmlns:wne="http://schemas.microsoft.com/office/word/2006/wordml" xmlns:wp14="http://schemas.microsoft.com/office/word/2010/wordprocessingDrawing" xmlns:wp="http://schemas.openxmlformats.org/drawingml/2006/wordprocessingDrawing" xmlns:wpc="http://schemas.microsoft.com/office/word/2010/wordprocessingCanvas" xmlns:wpg="http://schemas.microsoft.com/office/word/2010/wordprocessingGroup" xmlns:wpi="http://schemas.microsoft.com/office/word/2010/wordprocessingInk" xmlns:wps="http://schemas.microsoft.com/office/word/2010/wordprocessingShape" mc:Ignorable="w14 wp14">
+  <w:p>
+    <w:pPr>
+      <w:pStyle w:val="Header"/>
+    </w:pPr>
+  </w:p>
+</w:hdr>
 </file>
 
 <file path=word/numbering.xml><?xml version="1.0" encoding="utf-8"?>
